--- a/downloads/teacher/04 Units/Unit 00 - Launch - Welcome to the FACS Room/Unit 00 - Launch - Welcome to the FACS Room.docx
+++ b/downloads/teacher/04 Units/Unit 00 - Launch - Welcome to the FACS Room/Unit 00 - Launch - Welcome to the FACS Room.docx
@@ -332,17 +332,29 @@
         </w:rPr>
         <w:t xml:space="preserve">Big ideas:</w:t>
       </w:r>
-      <w:r>
-        <w:t xml:space="preserve"> </w:t>
-      </w:r>
-      <w:r>
-        <w:t xml:space="preserve">- A room runs on routines people can see and rules they helped write.</w:t>
-      </w:r>
-      <w:r>
-        <w:t xml:space="preserve"> </w:t>
-      </w:r>
-      <w:r>
-        <w:t xml:space="preserve">- Good communication is precise.</w:t>
+    </w:p>
+    <w:p>
+      <w:pPr>
+        <w:numPr>
+          <w:ilvl w:val="0"/>
+          <w:numId w:val="1003"/>
+        </w:numPr>
+        <w:pStyle w:val="Compact"/>
+      </w:pPr>
+      <w:r>
+        <w:t xml:space="preserve">A room runs on routines people can see and rules they helped write.</w:t>
+      </w:r>
+    </w:p>
+    <w:p>
+      <w:pPr>
+        <w:numPr>
+          <w:ilvl w:val="0"/>
+          <w:numId w:val="1003"/>
+        </w:numPr>
+        <w:pStyle w:val="Compact"/>
+      </w:pPr>
+      <w:r>
+        <w:t xml:space="preserve">Good communication is precise.</w:t>
       </w:r>
       <w:r>
         <w:t xml:space="preserve"> </w:t>
@@ -362,17 +374,115 @@
       <w:r>
         <w:t xml:space="preserve">does not build a house or a cake.</w:t>
       </w:r>
-      <w:r>
-        <w:t xml:space="preserve"> </w:t>
-      </w:r>
-      <w:r>
-        <w:t xml:space="preserve">- Groups make better decisions than one person when everyone talks and someone keeps the process honest.</w:t>
-      </w:r>
-      <w:r>
-        <w:t xml:space="preserve"> </w:t>
-      </w:r>
-      <w:r>
-        <w:t xml:space="preserve">- Safety is a habit that starts before anything is hot or sharp.</w:t>
+    </w:p>
+    <w:p>
+      <w:pPr>
+        <w:numPr>
+          <w:ilvl w:val="0"/>
+          <w:numId w:val="1003"/>
+        </w:numPr>
+        <w:pStyle w:val="Compact"/>
+      </w:pPr>
+      <w:r>
+        <w:t xml:space="preserve">Groups make better decisions than one person when everyone talks and someone keeps the process honest.</w:t>
+      </w:r>
+    </w:p>
+    <w:p>
+      <w:pPr>
+        <w:numPr>
+          <w:ilvl w:val="0"/>
+          <w:numId w:val="1003"/>
+        </w:numPr>
+        <w:pStyle w:val="Compact"/>
+      </w:pPr>
+      <w:r>
+        <w:t xml:space="preserve">Safety is a habit that starts before anything is hot or sharp.</w:t>
+      </w:r>
+    </w:p>
+    <w:p>
+      <w:pPr>
+        <w:pStyle w:val="FirstParagraph"/>
+      </w:pPr>
+      <w:r>
+        <w:rPr>
+          <w:b/>
+        </w:rPr>
+        <w:t xml:space="preserve">Essential questions:</w:t>
+      </w:r>
+    </w:p>
+    <w:p>
+      <w:pPr>
+        <w:numPr>
+          <w:ilvl w:val="0"/>
+          <w:numId w:val="1004"/>
+        </w:numPr>
+        <w:pStyle w:val="Compact"/>
+      </w:pPr>
+      <w:r>
+        <w:t xml:space="preserve">Why should you trust anyone in this room, including me?</w:t>
+      </w:r>
+    </w:p>
+    <w:p>
+      <w:pPr>
+        <w:numPr>
+          <w:ilvl w:val="0"/>
+          <w:numId w:val="1004"/>
+        </w:numPr>
+        <w:pStyle w:val="Compact"/>
+      </w:pPr>
+      <w:r>
+        <w:t xml:space="preserve">When a team disagrees, how does it decide?</w:t>
+      </w:r>
+    </w:p>
+    <w:p>
+      <w:pPr>
+        <w:numPr>
+          <w:ilvl w:val="0"/>
+          <w:numId w:val="1004"/>
+        </w:numPr>
+        <w:pStyle w:val="Compact"/>
+      </w:pPr>
+      <w:r>
+        <w:t xml:space="preserve">What is the difference between a rule you follow and a rule you wrote?</w:t>
+      </w:r>
+    </w:p>
+    <w:p>
+      <w:pPr>
+        <w:numPr>
+          <w:ilvl w:val="0"/>
+          <w:numId w:val="1004"/>
+        </w:numPr>
+        <w:pStyle w:val="Compact"/>
+      </w:pPr>
+      <w:r>
+        <w:t xml:space="preserve">What does a room need so nobody gets hurt in it?</w:t>
+      </w:r>
+    </w:p>
+    <w:p>
+      <w:pPr>
+        <w:pStyle w:val="Heading2"/>
+      </w:pPr>
+      <w:bookmarkStart w:id="24" w:name="knowledge-and-skills"/>
+      <w:r>
+        <w:t xml:space="preserve">4. Knowledge and skills</w:t>
+      </w:r>
+      <w:bookmarkEnd w:id="24"/>
+    </w:p>
+    <w:p>
+      <w:pPr>
+        <w:pStyle w:val="FirstParagraph"/>
+      </w:pPr>
+      <w:r>
+        <w:rPr>
+          <w:b/>
+        </w:rPr>
+        <w:t xml:space="preserve">Knowledge (facts, vocabulary, ideas):</w:t>
+      </w:r>
+      <w:r>
+        <w:t xml:space="preserve"> </w:t>
+      </w:r>
+      <w:r>
+        <w:t xml:space="preserve">the six FACS modules as a year map; the zones of the room (kitchen stations, sewing stations, hand sink, first aid kit, fire extinguisher, exits, the supply closet); the reset cue (lights, countdown, hands empty); what a do now is; what a role card is and the eight generic lab roles; the five-step decision model (name the choice, list options, weigh each against what matters, decide, look back); the difference between hearing and listening; the rule of threes; what a norm is; what an agreement is and what happens when it is broken.</w:t>
       </w:r>
     </w:p>
     <w:p>
@@ -383,159 +493,169 @@
         <w:rPr>
           <w:b/>
         </w:rPr>
-        <w:t xml:space="preserve">Essential questions:</w:t>
-      </w:r>
-      <w:r>
-        <w:t xml:space="preserve"> </w:t>
-      </w:r>
-      <w:r>
-        <w:t xml:space="preserve">- Why should you trust anyone in this room, including me?</w:t>
-      </w:r>
-      <w:r>
-        <w:t xml:space="preserve"> </w:t>
-      </w:r>
-      <w:r>
-        <w:t xml:space="preserve">- When a team disagrees, how does it decide?</w:t>
-      </w:r>
-      <w:r>
-        <w:t xml:space="preserve"> </w:t>
-      </w:r>
-      <w:r>
-        <w:t xml:space="preserve">- What is the difference between a rule you follow and a rule you wrote?</w:t>
-      </w:r>
-      <w:r>
-        <w:t xml:space="preserve"> </w:t>
-      </w:r>
-      <w:r>
-        <w:t xml:space="preserve">- What does a room need so nobody gets hurt in it?</w:t>
+        <w:t xml:space="preserve">Skills (what students will be able to do):</w:t>
+      </w:r>
+    </w:p>
+    <w:p>
+      <w:pPr>
+        <w:numPr>
+          <w:ilvl w:val="0"/>
+          <w:numId w:val="1005"/>
+        </w:numPr>
+        <w:pStyle w:val="Compact"/>
+      </w:pPr>
+      <w:r>
+        <w:t xml:space="preserve">Follow the do now routine and the reset cue without being told twice.</w:t>
+      </w:r>
+    </w:p>
+    <w:p>
+      <w:pPr>
+        <w:numPr>
+          <w:ilvl w:val="0"/>
+          <w:numId w:val="1005"/>
+        </w:numPr>
+        <w:pStyle w:val="Compact"/>
+      </w:pPr>
+      <w:r>
+        <w:t xml:space="preserve">Describe a simple picture so precisely that a partner can draw it without seeing it, and listen well enough to draw one.</w:t>
+      </w:r>
+    </w:p>
+    <w:p>
+      <w:pPr>
+        <w:numPr>
+          <w:ilvl w:val="0"/>
+          <w:numId w:val="1005"/>
+        </w:numPr>
+        <w:pStyle w:val="Compact"/>
+      </w:pPr>
+      <w:r>
+        <w:t xml:space="preserve">Rank ten items alone, then reach a team ranking by talking, and compare both to an expert key with a difference score.</w:t>
+      </w:r>
+    </w:p>
+    <w:p>
+      <w:pPr>
+        <w:numPr>
+          <w:ilvl w:val="0"/>
+          <w:numId w:val="1005"/>
+        </w:numPr>
+        <w:pStyle w:val="Compact"/>
+      </w:pPr>
+      <w:r>
+        <w:t xml:space="preserve">Apply the five-step decision model to a choice and name each step.</w:t>
+      </w:r>
+    </w:p>
+    <w:p>
+      <w:pPr>
+        <w:numPr>
+          <w:ilvl w:val="0"/>
+          <w:numId w:val="1005"/>
+        </w:numPr>
+        <w:pStyle w:val="Compact"/>
+      </w:pPr>
+      <w:r>
+        <w:t xml:space="preserve">Measure water and rice in a team without speaking.</w:t>
+      </w:r>
+    </w:p>
+    <w:p>
+      <w:pPr>
+        <w:numPr>
+          <w:ilvl w:val="0"/>
+          <w:numId w:val="1005"/>
+        </w:numPr>
+        <w:pStyle w:val="Compact"/>
+      </w:pPr>
+      <w:r>
+        <w:t xml:space="preserve">Write team norms that name a behavior, not a feeling.</w:t>
+      </w:r>
+    </w:p>
+    <w:p>
+      <w:pPr>
+        <w:numPr>
+          <w:ilvl w:val="0"/>
+          <w:numId w:val="1005"/>
+        </w:numPr>
+        <w:pStyle w:val="Compact"/>
+      </w:pPr>
+      <w:r>
+        <w:t xml:space="preserve">Read the Room and Lab Agreement, explain any line in their own words, and sign it.</w:t>
       </w:r>
     </w:p>
     <w:p>
       <w:pPr>
         <w:pStyle w:val="Heading2"/>
       </w:pPr>
-      <w:bookmarkStart w:id="24" w:name="knowledge-and-skills"/>
-      <w:r>
-        <w:t xml:space="preserve">4. Knowledge and skills</w:t>
-      </w:r>
-      <w:bookmarkEnd w:id="24"/>
+      <w:bookmarkStart w:id="25" w:name="unit-objectives"/>
+      <w:r>
+        <w:t xml:space="preserve">5. Unit objectives</w:t>
+      </w:r>
+      <w:bookmarkEnd w:id="25"/>
     </w:p>
     <w:p>
       <w:pPr>
         <w:pStyle w:val="FirstParagraph"/>
       </w:pPr>
       <w:r>
-        <w:rPr>
-          <w:b/>
-        </w:rPr>
-        <w:t xml:space="preserve">Knowledge (facts, vocabulary, ideas):</w:t>
-      </w:r>
-      <w:r>
-        <w:t xml:space="preserve"> </w:t>
-      </w:r>
-      <w:r>
-        <w:t xml:space="preserve">the six FACS modules as a year map; the zones of the room (kitchen stations, sewing stations, hand sink, first aid kit, fire extinguisher, exits, the supply closet); the reset cue (lights, countdown, hands empty); what a do now is; what a role card is and the eight generic lab roles; the five-step decision model (name the choice, list options, weigh each against what matters, decide, look back); the difference between hearing and listening; the rule of threes; what a norm is; what an agreement is and what happens when it is broken.</w:t>
-      </w:r>
-    </w:p>
-    <w:p>
-      <w:pPr>
-        <w:pStyle w:val="BodyText"/>
-      </w:pPr>
-      <w:r>
-        <w:rPr>
-          <w:b/>
-        </w:rPr>
-        <w:t xml:space="preserve">Skills (what students will be able to do):</w:t>
-      </w:r>
-      <w:r>
-        <w:t xml:space="preserve"> </w:t>
-      </w:r>
-      <w:r>
-        <w:t xml:space="preserve">- Follow the do now routine and the reset cue without being told twice.</w:t>
-      </w:r>
-      <w:r>
-        <w:t xml:space="preserve"> </w:t>
-      </w:r>
-      <w:r>
-        <w:t xml:space="preserve">- Describe a simple picture so precisely that a partner can draw it without seeing it, and listen well enough to draw one.</w:t>
-      </w:r>
-      <w:r>
-        <w:t xml:space="preserve"> </w:t>
-      </w:r>
-      <w:r>
-        <w:t xml:space="preserve">- Rank ten items alone, then reach a team ranking by talking, and compare both to an expert key with a difference score.</w:t>
-      </w:r>
-      <w:r>
-        <w:t xml:space="preserve"> </w:t>
-      </w:r>
-      <w:r>
-        <w:t xml:space="preserve">- Apply the five-step decision model to a choice and name each step.</w:t>
-      </w:r>
-      <w:r>
-        <w:t xml:space="preserve"> </w:t>
-      </w:r>
-      <w:r>
-        <w:t xml:space="preserve">- Measure water and rice in a team without speaking.</w:t>
-      </w:r>
-      <w:r>
-        <w:t xml:space="preserve"> </w:t>
-      </w:r>
-      <w:r>
-        <w:t xml:space="preserve">- Write team norms that name a behavior, not a feeling.</w:t>
-      </w:r>
-      <w:r>
-        <w:t xml:space="preserve"> </w:t>
-      </w:r>
-      <w:r>
-        <w:t xml:space="preserve">- Read the Room and Lab Agreement, explain any line in their own words, and sign it.</w:t>
-      </w:r>
-    </w:p>
-    <w:p>
-      <w:pPr>
-        <w:pStyle w:val="Heading2"/>
-      </w:pPr>
-      <w:bookmarkStart w:id="25" w:name="unit-objectives"/>
-      <w:r>
-        <w:t xml:space="preserve">5. Unit objectives</w:t>
-      </w:r>
-      <w:bookmarkEnd w:id="25"/>
-    </w:p>
-    <w:p>
-      <w:pPr>
-        <w:pStyle w:val="FirstParagraph"/>
-      </w:pPr>
-      <w:r>
         <w:t xml:space="preserve">One per day, upper half of Bloom’s:</w:t>
       </w:r>
-      <w:r>
-        <w:t xml:space="preserve"> </w:t>
-      </w:r>
-      <w:r>
-        <w:t xml:space="preserve">- Day 1 (Lesson 0.1): Students will construct a one-line year map of the six FACS modules and justify which one they hope to reach first.</w:t>
-      </w:r>
-      <w:r>
-        <w:t xml:space="preserve"> </w:t>
-      </w:r>
-      <w:r>
-        <w:t xml:space="preserve">- Day 2 (Lesson 0.2): Students will evaluate their own description of a picture against what a partner drew and revise it to be more precise.</w:t>
-      </w:r>
-      <w:r>
-        <w:t xml:space="preserve"> </w:t>
-      </w:r>
-      <w:r>
-        <w:t xml:space="preserve">- Day 3 (Lesson 0.3): Students will judge whether their team’s survival ranking beat their individual ranking, and explain which of the five decision steps made the difference.</w:t>
-      </w:r>
-      <w:r>
-        <w:t xml:space="preserve"> </w:t>
-      </w:r>
-      <w:r>
-        <w:t xml:space="preserve">- Day 4 (Lesson 0.4): Students will create a team norms contract of four norms, each written as a behavior someone could see.</w:t>
-      </w:r>
-      <w:r>
-        <w:t xml:space="preserve"> </w:t>
-      </w:r>
-      <w:r>
-        <w:t xml:space="preserve">- Day 5 (Lesson 0.5): Students will critique one line of the Room and Lab Agreement, propose a rewrite, and sign the agreement the class settles on.</w:t>
+    </w:p>
+    <w:p>
+      <w:pPr>
+        <w:numPr>
+          <w:ilvl w:val="0"/>
+          <w:numId w:val="1006"/>
+        </w:numPr>
+        <w:pStyle w:val="Compact"/>
+      </w:pPr>
+      <w:r>
+        <w:t xml:space="preserve">Day 1 (Lesson 0.1): Students will construct a one-line year map of the six FACS modules and justify which one they hope to reach first.</w:t>
+      </w:r>
+    </w:p>
+    <w:p>
+      <w:pPr>
+        <w:numPr>
+          <w:ilvl w:val="0"/>
+          <w:numId w:val="1006"/>
+        </w:numPr>
+        <w:pStyle w:val="Compact"/>
+      </w:pPr>
+      <w:r>
+        <w:t xml:space="preserve">Day 2 (Lesson 0.2): Students will evaluate their own description of a picture against what a partner drew and revise it to be more precise.</w:t>
+      </w:r>
+    </w:p>
+    <w:p>
+      <w:pPr>
+        <w:numPr>
+          <w:ilvl w:val="0"/>
+          <w:numId w:val="1006"/>
+        </w:numPr>
+        <w:pStyle w:val="Compact"/>
+      </w:pPr>
+      <w:r>
+        <w:t xml:space="preserve">Day 3 (Lesson 0.3): Students will judge whether their team’s survival ranking beat their individual ranking, and explain which of the five decision steps made the difference.</w:t>
+      </w:r>
+    </w:p>
+    <w:p>
+      <w:pPr>
+        <w:numPr>
+          <w:ilvl w:val="0"/>
+          <w:numId w:val="1006"/>
+        </w:numPr>
+        <w:pStyle w:val="Compact"/>
+      </w:pPr>
+      <w:r>
+        <w:t xml:space="preserve">Day 4 (Lesson 0.4): Students will create a team norms contract of four norms, each written as a behavior someone could see.</w:t>
+      </w:r>
+    </w:p>
+    <w:p>
+      <w:pPr>
+        <w:numPr>
+          <w:ilvl w:val="0"/>
+          <w:numId w:val="1006"/>
+        </w:numPr>
+        <w:pStyle w:val="Compact"/>
+      </w:pPr>
+      <w:r>
+        <w:t xml:space="preserve">Day 5 (Lesson 0.5): Students will critique one line of the Room and Lab Agreement, propose a rewrite, and sign the agreement the class settles on.</w:t>
       </w:r>
     </w:p>
     <w:p>
@@ -913,17 +1033,37 @@
       <w:r>
         <w:t xml:space="preserve">NYS module lines taught (assigned to U0 by the crosswalk, Part B.1):</w:t>
       </w:r>
-      <w:r>
-        <w:t xml:space="preserve"> </w:t>
-      </w:r>
-      <w:r>
-        <w:t xml:space="preserve">- NYS IGLR 3. Employability b) Show understanding of interpersonal dynamics : Lessons 0.3, 0.4</w:t>
-      </w:r>
-      <w:r>
-        <w:t xml:space="preserve"> </w:t>
-      </w:r>
-      <w:r>
-        <w:t xml:space="preserve">- NYS IGLR 3. Employability c) Demonstrate effective communication skills : Lessons 0.2, 0.4</w:t>
+    </w:p>
+    <w:p>
+      <w:pPr>
+        <w:numPr>
+          <w:ilvl w:val="0"/>
+          <w:numId w:val="1007"/>
+        </w:numPr>
+        <w:pStyle w:val="Compact"/>
+      </w:pPr>
+      <w:r>
+        <w:t xml:space="preserve">NYS IGLR 3. Employability b) Show understanding of interpersonal dynamics : Lessons 0.3, 0.4</w:t>
+      </w:r>
+    </w:p>
+    <w:p>
+      <w:pPr>
+        <w:numPr>
+          <w:ilvl w:val="0"/>
+          <w:numId w:val="1007"/>
+        </w:numPr>
+        <w:pStyle w:val="Compact"/>
+      </w:pPr>
+      <w:r>
+        <w:t xml:space="preserve">NYS IGLR 3. Employability c) Demonstrate effective communication skills : Lessons 0.2, 0.4</w:t>
+      </w:r>
+    </w:p>
+    <w:p>
+      <w:pPr>
+        <w:pStyle w:val="FirstParagraph"/>
+      </w:pPr>
+      <w:r>
+        <w:t xml:space="preserve">CTE theme lines (verbatim from the theme modules):</w:t>
       </w:r>
     </w:p>
     <w:p>
@@ -931,129 +1071,193 @@
         <w:pStyle w:val="BodyText"/>
       </w:pPr>
       <w:r>
-        <w:t xml:space="preserve">CTE theme lines (verbatim from the theme modules):</w:t>
-      </w:r>
-    </w:p>
-    <w:p>
-      <w:pPr>
-        <w:pStyle w:val="BodyText"/>
-      </w:pPr>
-      <w:r>
         <w:t xml:space="preserve">Communication and Interpersonal Relationships:</w:t>
       </w:r>
-      <w:r>
-        <w:t xml:space="preserve"> </w:t>
-      </w:r>
-      <w:r>
-        <w:t xml:space="preserve">- CTE CIR 1. Communication e) Understand the role of communication skills in establishing cooperation, compromise, and collaboration in relationships : Lesson 0.3</w:t>
-      </w:r>
-      <w:r>
-        <w:t xml:space="preserve"> </w:t>
-      </w:r>
-      <w:r>
-        <w:t xml:space="preserve">- CTE CIR 1. Communication f) Demonstrate personal development of communication skills through practice of these skills in a variety of classroom applications : Lesson 0.2</w:t>
-      </w:r>
-      <w:r>
-        <w:t xml:space="preserve"> </w:t>
-      </w:r>
-      <w:r>
-        <w:t xml:space="preserve">- CTE CIR 2. Listening b) Distinguish between hearing and listening : Lesson 0.2</w:t>
-      </w:r>
-      <w:r>
-        <w:t xml:space="preserve"> </w:t>
-      </w:r>
-      <w:r>
-        <w:t xml:space="preserve">- CTE CIR 2. Listening c) Show understanding of active listening and feedback techniques : Lesson 0.2</w:t>
-      </w:r>
-      <w:r>
-        <w:t xml:space="preserve"> </w:t>
-      </w:r>
-      <w:r>
-        <w:t xml:space="preserve">- CTE CIR 3. Workplace Communication f) Demonstrate effective communication skills in a group setting to accomplish a task : Lesson 0.4</w:t>
-      </w:r>
-      <w:r>
-        <w:t xml:space="preserve"> </w:t>
-      </w:r>
-      <w:r>
-        <w:t xml:space="preserve">- CTE CIR 6. Conflict Prevention and Management f) Contribute to a classroom environment that encourages respect for the ideas, perspectives, and contributions of all : Lessons 0.1, 0.4</w:t>
-      </w:r>
-    </w:p>
-    <w:p>
-      <w:pPr>
-        <w:pStyle w:val="BodyText"/>
+    </w:p>
+    <w:p>
+      <w:pPr>
+        <w:numPr>
+          <w:ilvl w:val="0"/>
+          <w:numId w:val="1008"/>
+        </w:numPr>
+        <w:pStyle w:val="Compact"/>
+      </w:pPr>
+      <w:r>
+        <w:t xml:space="preserve">CTE CIR 1. Communication e) Understand the role of communication skills in establishing cooperation, compromise, and collaboration in relationships : Lesson 0.3</w:t>
+      </w:r>
+    </w:p>
+    <w:p>
+      <w:pPr>
+        <w:numPr>
+          <w:ilvl w:val="0"/>
+          <w:numId w:val="1008"/>
+        </w:numPr>
+        <w:pStyle w:val="Compact"/>
+      </w:pPr>
+      <w:r>
+        <w:t xml:space="preserve">CTE CIR 1. Communication f) Demonstrate personal development of communication skills through practice of these skills in a variety of classroom applications : Lesson 0.2</w:t>
+      </w:r>
+    </w:p>
+    <w:p>
+      <w:pPr>
+        <w:numPr>
+          <w:ilvl w:val="0"/>
+          <w:numId w:val="1008"/>
+        </w:numPr>
+        <w:pStyle w:val="Compact"/>
+      </w:pPr>
+      <w:r>
+        <w:t xml:space="preserve">CTE CIR 2. Listening b) Distinguish between hearing and listening : Lesson 0.2</w:t>
+      </w:r>
+    </w:p>
+    <w:p>
+      <w:pPr>
+        <w:numPr>
+          <w:ilvl w:val="0"/>
+          <w:numId w:val="1008"/>
+        </w:numPr>
+        <w:pStyle w:val="Compact"/>
+      </w:pPr>
+      <w:r>
+        <w:t xml:space="preserve">CTE CIR 2. Listening c) Show understanding of active listening and feedback techniques : Lesson 0.2</w:t>
+      </w:r>
+    </w:p>
+    <w:p>
+      <w:pPr>
+        <w:numPr>
+          <w:ilvl w:val="0"/>
+          <w:numId w:val="1008"/>
+        </w:numPr>
+        <w:pStyle w:val="Compact"/>
+      </w:pPr>
+      <w:r>
+        <w:t xml:space="preserve">CTE CIR 3. Workplace Communication f) Demonstrate effective communication skills in a group setting to accomplish a task : Lesson 0.4</w:t>
+      </w:r>
+    </w:p>
+    <w:p>
+      <w:pPr>
+        <w:numPr>
+          <w:ilvl w:val="0"/>
+          <w:numId w:val="1008"/>
+        </w:numPr>
+        <w:pStyle w:val="Compact"/>
+      </w:pPr>
+      <w:r>
+        <w:t xml:space="preserve">CTE CIR 6. Conflict Prevention and Management f) Contribute to a classroom environment that encourages respect for the ideas, perspectives, and contributions of all : Lessons 0.1, 0.4</w:t>
+      </w:r>
+    </w:p>
+    <w:p>
+      <w:pPr>
+        <w:pStyle w:val="FirstParagraph"/>
       </w:pPr>
       <w:r>
         <w:t xml:space="preserve">Problem Solving and Innovation:</w:t>
       </w:r>
-      <w:r>
-        <w:t xml:space="preserve"> </w:t>
-      </w:r>
-      <w:r>
-        <w:t xml:space="preserve">- CTE PSI 1. Problem Solving e) Demonstrate personal development of problem-solving skills through practice of these skills in a variety of classroom applications : Lesson 0.3</w:t>
-      </w:r>
-    </w:p>
-    <w:p>
-      <w:pPr>
-        <w:pStyle w:val="BodyText"/>
+    </w:p>
+    <w:p>
+      <w:pPr>
+        <w:numPr>
+          <w:ilvl w:val="0"/>
+          <w:numId w:val="1009"/>
+        </w:numPr>
+        <w:pStyle w:val="Compact"/>
+      </w:pPr>
+      <w:r>
+        <w:t xml:space="preserve">CTE PSI 1. Problem Solving e) Demonstrate personal development of problem-solving skills through practice of these skills in a variety of classroom applications : Lesson 0.3</w:t>
+      </w:r>
+    </w:p>
+    <w:p>
+      <w:pPr>
+        <w:pStyle w:val="FirstParagraph"/>
       </w:pPr>
       <w:r>
         <w:t xml:space="preserve">Health, Safety, and Wellness:</w:t>
       </w:r>
-      <w:r>
-        <w:t xml:space="preserve"> </w:t>
-      </w:r>
-      <w:r>
-        <w:t xml:space="preserve">- CTE HSW 4. Classroom and Workplace Safety a) List and describe the purpose of safety rules specific to classroom and workplace settings : Lessons 0.2, 0.5</w:t>
-      </w:r>
-      <w:r>
-        <w:t xml:space="preserve"> </w:t>
-      </w:r>
-      <w:r>
-        <w:t xml:space="preserve">- CTE HSW 4. Classroom and Workplace Safety b) Recognize potential hazards and explain accident prevention strategies specific to classroom and workplace settings : Lesson 0.5</w:t>
-      </w:r>
-      <w:r>
-        <w:t xml:space="preserve"> </w:t>
-      </w:r>
-      <w:r>
-        <w:t xml:space="preserve">- CTE HSW 4. Classroom and Workplace Safety g) Understand and follow preplanned procedures in the case of accident or emergency : Lesson 0.5</w:t>
-      </w:r>
-      <w:r>
-        <w:t xml:space="preserve"> </w:t>
-      </w:r>
-      <w:r>
-        <w:t xml:space="preserve">- CTE HSW 5. Social-Emotional Learning c) Label, understand, and apply strategies for managing emotions; feeling and showing empathy for others; making responsible decisions; and handling challenging situations : Lesson 0.3</w:t>
-      </w:r>
-    </w:p>
-    <w:p>
-      <w:pPr>
-        <w:pStyle w:val="BodyText"/>
+    </w:p>
+    <w:p>
+      <w:pPr>
+        <w:numPr>
+          <w:ilvl w:val="0"/>
+          <w:numId w:val="1010"/>
+        </w:numPr>
+        <w:pStyle w:val="Compact"/>
+      </w:pPr>
+      <w:r>
+        <w:t xml:space="preserve">CTE HSW 4. Classroom and Workplace Safety a) List and describe the purpose of safety rules specific to classroom and workplace settings : Lessons 0.2, 0.5</w:t>
+      </w:r>
+    </w:p>
+    <w:p>
+      <w:pPr>
+        <w:numPr>
+          <w:ilvl w:val="0"/>
+          <w:numId w:val="1010"/>
+        </w:numPr>
+        <w:pStyle w:val="Compact"/>
+      </w:pPr>
+      <w:r>
+        <w:t xml:space="preserve">CTE HSW 4. Classroom and Workplace Safety b) Recognize potential hazards and explain accident prevention strategies specific to classroom and workplace settings : Lesson 0.5</w:t>
+      </w:r>
+    </w:p>
+    <w:p>
+      <w:pPr>
+        <w:numPr>
+          <w:ilvl w:val="0"/>
+          <w:numId w:val="1010"/>
+        </w:numPr>
+        <w:pStyle w:val="Compact"/>
+      </w:pPr>
+      <w:r>
+        <w:t xml:space="preserve">CTE HSW 4. Classroom and Workplace Safety g) Understand and follow preplanned procedures in the case of accident or emergency : Lesson 0.5</w:t>
+      </w:r>
+    </w:p>
+    <w:p>
+      <w:pPr>
+        <w:numPr>
+          <w:ilvl w:val="0"/>
+          <w:numId w:val="1010"/>
+        </w:numPr>
+        <w:pStyle w:val="Compact"/>
+      </w:pPr>
+      <w:r>
+        <w:t xml:space="preserve">CTE HSW 5. Social-Emotional Learning c) Label, understand, and apply strategies for managing emotions; feeling and showing empathy for others; making responsible decisions; and handling challenging situations : Lesson 0.3</w:t>
+      </w:r>
+    </w:p>
+    <w:p>
+      <w:pPr>
+        <w:pStyle w:val="FirstParagraph"/>
       </w:pPr>
       <w:r>
         <w:t xml:space="preserve">Career and Community Opportunities (one line, because the unit is about working in a group):</w:t>
       </w:r>
-      <w:r>
-        <w:t xml:space="preserve"> </w:t>
-      </w:r>
-      <w:r>
-        <w:t xml:space="preserve">- CTE CCO 3. Employability Skills b) Describe characteristics and behaviors that enable individuals to contribute to the success of a group in a variety of community and work situations : Lesson 0.4</w:t>
-      </w:r>
-    </w:p>
-    <w:p>
-      <w:pPr>
-        <w:pStyle w:val="BodyText"/>
+    </w:p>
+    <w:p>
+      <w:pPr>
+        <w:numPr>
+          <w:ilvl w:val="0"/>
+          <w:numId w:val="1011"/>
+        </w:numPr>
+        <w:pStyle w:val="Compact"/>
+      </w:pPr>
+      <w:r>
+        <w:t xml:space="preserve">CTE CCO 3. Employability Skills b) Describe characteristics and behaviors that enable individuals to contribute to the success of a group in a variety of community and work situations : Lesson 0.4</w:t>
+      </w:r>
+    </w:p>
+    <w:p>
+      <w:pPr>
+        <w:pStyle w:val="FirstParagraph"/>
       </w:pPr>
       <w:r>
         <w:t xml:space="preserve">NYS FACS Learning Standards (Intermediate):</w:t>
       </w:r>
-      <w:r>
-        <w:t xml:space="preserve"> </w:t>
-      </w:r>
-      <w:r>
-        <w:t xml:space="preserve">-</w:t>
-      </w:r>
-      <w:r>
-        <w:t xml:space="preserve"> </w:t>
-      </w:r>
+    </w:p>
+    <w:p>
+      <w:pPr>
+        <w:numPr>
+          <w:ilvl w:val="0"/>
+          <w:numId w:val="1012"/>
+        </w:numPr>
+        <w:pStyle w:val="Compact"/>
+      </w:pPr>
       <w:r>
         <w:rPr>
           <w:b/>
@@ -1066,15 +1270,15 @@
       <w:r>
         <w:t xml:space="preserve">Students will acquire the knowledge and ability necessary to create and maintain a safe and healthy environment. Key Idea: Students will know the basic principles of home and community safety. They can demonstrate the skills necessary to maintain their homes and workplaces in a safe and comfortable condition. They can provide a safe and nurturing environment for themselves and others. Used in Lessons 0.1, 0.2, 0.4, and 0.5 for the room, the agreement, and the norms. The crosswalk assigns Std 2 KI (no PI) to IGLR 3. b) and c); the last sentence of the key idea is the fit. None of the three Std 2 PIs (childcare, home, clothing) fits a classroom agreement, so the key idea is cited alone, as the crosswalk’s Part A.6 note allows.</w:t>
       </w:r>
-      <w:r>
-        <w:t xml:space="preserve"> </w:t>
-      </w:r>
-      <w:r>
-        <w:t xml:space="preserve">-</w:t>
-      </w:r>
-      <w:r>
-        <w:t xml:space="preserve"> </w:t>
-      </w:r>
+    </w:p>
+    <w:p>
+      <w:pPr>
+        <w:numPr>
+          <w:ilvl w:val="0"/>
+          <w:numId w:val="1012"/>
+        </w:numPr>
+        <w:pStyle w:val="Compact"/>
+      </w:pPr>
       <w:r>
         <w:rPr>
           <w:b/>
@@ -1090,39 +1294,63 @@
     </w:p>
     <w:p>
       <w:pPr>
-        <w:pStyle w:val="BodyText"/>
+        <w:pStyle w:val="FirstParagraph"/>
       </w:pPr>
       <w:r>
         <w:t xml:space="preserve">CDOS (Intermediate):</w:t>
       </w:r>
-      <w:r>
-        <w:t xml:space="preserve"> </w:t>
-      </w:r>
-      <w:r>
-        <w:t xml:space="preserve">- CDOS 3a Universal Foundation Skills: Interpersonal Skills (Students demonstrate the ability to work with others, present facts that support arguments, listen to dissenting points of view, and reach a shared decision.) : Lessons 0.3, 0.4</w:t>
-      </w:r>
-      <w:r>
-        <w:t xml:space="preserve"> </w:t>
-      </w:r>
-      <w:r>
-        <w:t xml:space="preserve">- CDOS 3a Universal Foundation Skills: Thinking Skills (Students evaluate facts, solve advanced problems, and make decisions by applying logic and reasoning skills.) : Lesson 0.3</w:t>
-      </w:r>
-      <w:r>
-        <w:t xml:space="preserve"> </w:t>
-      </w:r>
-      <w:r>
-        <w:t xml:space="preserve">- CDOS 3a Universal Foundation Skills: Basic Skills (Students listen to and read the ideas of others and analyze what they hear and read…) : Lesson 0.2</w:t>
-      </w:r>
-      <w:r>
-        <w:t xml:space="preserve"> </w:t>
-      </w:r>
-      <w:r>
-        <w:t xml:space="preserve">- CDOS 3a Universal Foundation Skills: Personal Qualities (Students demonstrate an understanding of the relationship between individuals and society and interact with others in a positive manner.) : Lessons 0.1, 0.5</w:t>
-      </w:r>
-    </w:p>
-    <w:p>
-      <w:pPr>
-        <w:pStyle w:val="BodyText"/>
+    </w:p>
+    <w:p>
+      <w:pPr>
+        <w:numPr>
+          <w:ilvl w:val="0"/>
+          <w:numId w:val="1013"/>
+        </w:numPr>
+        <w:pStyle w:val="Compact"/>
+      </w:pPr>
+      <w:r>
+        <w:t xml:space="preserve">CDOS 3a Universal Foundation Skills: Interpersonal Skills (Students demonstrate the ability to work with others, present facts that support arguments, listen to dissenting points of view, and reach a shared decision.) : Lessons 0.3, 0.4</w:t>
+      </w:r>
+    </w:p>
+    <w:p>
+      <w:pPr>
+        <w:numPr>
+          <w:ilvl w:val="0"/>
+          <w:numId w:val="1013"/>
+        </w:numPr>
+        <w:pStyle w:val="Compact"/>
+      </w:pPr>
+      <w:r>
+        <w:t xml:space="preserve">CDOS 3a Universal Foundation Skills: Thinking Skills (Students evaluate facts, solve advanced problems, and make decisions by applying logic and reasoning skills.) : Lesson 0.3</w:t>
+      </w:r>
+    </w:p>
+    <w:p>
+      <w:pPr>
+        <w:numPr>
+          <w:ilvl w:val="0"/>
+          <w:numId w:val="1013"/>
+        </w:numPr>
+        <w:pStyle w:val="Compact"/>
+      </w:pPr>
+      <w:r>
+        <w:t xml:space="preserve">CDOS 3a Universal Foundation Skills: Basic Skills (Students listen to and read the ideas of others and analyze what they hear and read…) : Lesson 0.2</w:t>
+      </w:r>
+    </w:p>
+    <w:p>
+      <w:pPr>
+        <w:numPr>
+          <w:ilvl w:val="0"/>
+          <w:numId w:val="1013"/>
+        </w:numPr>
+        <w:pStyle w:val="Compact"/>
+      </w:pPr>
+      <w:r>
+        <w:t xml:space="preserve">CDOS 3a Universal Foundation Skills: Personal Qualities (Students demonstrate an understanding of the relationship between individuals and society and interact with others in a positive manner.) : Lessons 0.1, 0.5</w:t>
+      </w:r>
+    </w:p>
+    <w:p>
+      <w:pPr>
+        <w:pStyle w:val="FirstParagraph"/>
       </w:pPr>
       <w:r>
         <w:t xml:space="preserve">National FCS 3.0 (all confirmed in</w:t>
@@ -1139,46 +1367,82 @@
       <w:r>
         <w:t xml:space="preserve">):</w:t>
       </w:r>
-      <w:r>
-        <w:t xml:space="preserve"> </w:t>
-      </w:r>
-      <w:r>
-        <w:t xml:space="preserve">- 1.2.4 Demonstrate teamwork skills in school, community and workplace settings and with diverse populations. : Lessons 0.3, 0.4</w:t>
-      </w:r>
-      <w:r>
-        <w:t xml:space="preserve"> </w:t>
-      </w:r>
-      <w:r>
-        <w:t xml:space="preserve">- 1.2.7 Analyze factors that contribute to maintaining safe and healthy school, work and community environments. : Lesson 0.5</w:t>
-      </w:r>
-      <w:r>
-        <w:t xml:space="preserve"> </w:t>
-      </w:r>
-      <w:r>
-        <w:t xml:space="preserve">- 13.3.2 Demonstrate verbal and nonverbal behaviors and attitudes that contribute to effective communication. : Lesson 0.2</w:t>
-      </w:r>
-      <w:r>
-        <w:t xml:space="preserve"> </w:t>
-      </w:r>
-      <w:r>
-        <w:t xml:space="preserve">- 13.3.3 Demonstrate effective listening and feedback techniques. : Lesson 0.2</w:t>
-      </w:r>
-      <w:r>
-        <w:t xml:space="preserve"> </w:t>
-      </w:r>
-      <w:r>
-        <w:t xml:space="preserve">- 13.5.1 Create an environment that encourages and respects the ideas, perspectives, and contributions of all group members. : Lessons 0.1, 0.4</w:t>
-      </w:r>
-      <w:r>
-        <w:t xml:space="preserve"> </w:t>
-      </w:r>
-      <w:r>
-        <w:t xml:space="preserve">- 13.5.7 Demonstrate processes for cooperating, compromising, and collaborating. : Lesson 0.3</w:t>
-      </w:r>
-    </w:p>
-    <w:p>
-      <w:pPr>
-        <w:pStyle w:val="BodyText"/>
+    </w:p>
+    <w:p>
+      <w:pPr>
+        <w:numPr>
+          <w:ilvl w:val="0"/>
+          <w:numId w:val="1014"/>
+        </w:numPr>
+        <w:pStyle w:val="Compact"/>
+      </w:pPr>
+      <w:r>
+        <w:t xml:space="preserve">1.2.4 Demonstrate teamwork skills in school, community and workplace settings and with diverse populations. : Lessons 0.3, 0.4</w:t>
+      </w:r>
+    </w:p>
+    <w:p>
+      <w:pPr>
+        <w:numPr>
+          <w:ilvl w:val="0"/>
+          <w:numId w:val="1014"/>
+        </w:numPr>
+        <w:pStyle w:val="Compact"/>
+      </w:pPr>
+      <w:r>
+        <w:t xml:space="preserve">1.2.7 Analyze factors that contribute to maintaining safe and healthy school, work and community environments. : Lesson 0.5</w:t>
+      </w:r>
+    </w:p>
+    <w:p>
+      <w:pPr>
+        <w:numPr>
+          <w:ilvl w:val="0"/>
+          <w:numId w:val="1014"/>
+        </w:numPr>
+        <w:pStyle w:val="Compact"/>
+      </w:pPr>
+      <w:r>
+        <w:t xml:space="preserve">13.3.2 Demonstrate verbal and nonverbal behaviors and attitudes that contribute to effective communication. : Lesson 0.2</w:t>
+      </w:r>
+    </w:p>
+    <w:p>
+      <w:pPr>
+        <w:numPr>
+          <w:ilvl w:val="0"/>
+          <w:numId w:val="1014"/>
+        </w:numPr>
+        <w:pStyle w:val="Compact"/>
+      </w:pPr>
+      <w:r>
+        <w:t xml:space="preserve">13.3.3 Demonstrate effective listening and feedback techniques. : Lesson 0.2</w:t>
+      </w:r>
+    </w:p>
+    <w:p>
+      <w:pPr>
+        <w:numPr>
+          <w:ilvl w:val="0"/>
+          <w:numId w:val="1014"/>
+        </w:numPr>
+        <w:pStyle w:val="Compact"/>
+      </w:pPr>
+      <w:r>
+        <w:t xml:space="preserve">13.5.1 Create an environment that encourages and respects the ideas, perspectives, and contributions of all group members. : Lessons 0.1, 0.4</w:t>
+      </w:r>
+    </w:p>
+    <w:p>
+      <w:pPr>
+        <w:numPr>
+          <w:ilvl w:val="0"/>
+          <w:numId w:val="1014"/>
+        </w:numPr>
+        <w:pStyle w:val="Compact"/>
+      </w:pPr>
+      <w:r>
+        <w:t xml:space="preserve">13.5.7 Demonstrate processes for cooperating, compromising, and collaborating. : Lesson 0.3</w:t>
+      </w:r>
+    </w:p>
+    <w:p>
+      <w:pPr>
+        <w:pStyle w:val="FirstParagraph"/>
       </w:pPr>
       <w:r>
         <w:t xml:space="preserve">Career Ready Practices (as the IGLR module lists them): 1. Act as a responsible and contributing citizen and employee; 4. Communicate clearly and effectively and with reason; 8. Utilize critical thinking to make sense of problems and persevere in solving them.</w:t>
@@ -1216,7 +1480,7 @@
       <w:pPr>
         <w:numPr>
           <w:ilvl w:val="0"/>
-          <w:numId w:val="1003"/>
+          <w:numId w:val="1015"/>
         </w:numPr>
         <w:pStyle w:val="Compact"/>
       </w:pPr>
@@ -1237,7 +1501,7 @@
       <w:pPr>
         <w:numPr>
           <w:ilvl w:val="0"/>
-          <w:numId w:val="1003"/>
+          <w:numId w:val="1015"/>
         </w:numPr>
         <w:pStyle w:val="Compact"/>
       </w:pPr>
@@ -1267,7 +1531,7 @@
       <w:pPr>
         <w:numPr>
           <w:ilvl w:val="0"/>
-          <w:numId w:val="1003"/>
+          <w:numId w:val="1015"/>
         </w:numPr>
         <w:pStyle w:val="Compact"/>
       </w:pPr>
@@ -1294,7 +1558,7 @@
       <w:pPr>
         <w:numPr>
           <w:ilvl w:val="0"/>
-          <w:numId w:val="1003"/>
+          <w:numId w:val="1015"/>
         </w:numPr>
         <w:pStyle w:val="Compact"/>
       </w:pPr>
@@ -1315,7 +1579,7 @@
       <w:pPr>
         <w:numPr>
           <w:ilvl w:val="0"/>
-          <w:numId w:val="1003"/>
+          <w:numId w:val="1015"/>
         </w:numPr>
         <w:pStyle w:val="Compact"/>
       </w:pPr>
@@ -1336,7 +1600,7 @@
       <w:pPr>
         <w:numPr>
           <w:ilvl w:val="0"/>
-          <w:numId w:val="1003"/>
+          <w:numId w:val="1015"/>
         </w:numPr>
         <w:pStyle w:val="Compact"/>
       </w:pPr>
@@ -1639,7 +1903,7 @@
       <w:pPr>
         <w:numPr>
           <w:ilvl w:val="0"/>
-          <w:numId w:val="1004"/>
+          <w:numId w:val="1016"/>
         </w:numPr>
         <w:pStyle w:val="Compact"/>
       </w:pPr>
@@ -1666,7 +1930,7 @@
       <w:pPr>
         <w:numPr>
           <w:ilvl w:val="0"/>
-          <w:numId w:val="1004"/>
+          <w:numId w:val="1016"/>
         </w:numPr>
         <w:pStyle w:val="Compact"/>
       </w:pPr>
@@ -1745,11 +2009,17 @@
       <w:r>
         <w:t xml:space="preserve">Placeholders in the three unit-level files:</w:t>
       </w:r>
-      <w:r>
-        <w:t xml:space="preserve"> </w:t>
-      </w:r>
-      <w:r>
-        <w:t xml:space="preserve">- Unit plan, section 10:</w:t>
+    </w:p>
+    <w:p>
+      <w:pPr>
+        <w:numPr>
+          <w:ilvl w:val="0"/>
+          <w:numId w:val="1017"/>
+        </w:numPr>
+        <w:pStyle w:val="Compact"/>
+      </w:pPr>
+      <w:r>
+        <w:t xml:space="preserve">Unit plan, section 10:</w:t>
       </w:r>
       <w:r>
         <w:t xml:space="preserve"> </w:t>
@@ -1760,11 +2030,17 @@
         </w:rPr>
         <w:t xml:space="preserve">[Sal: take the photos of your room’s zones in the first week.]</w:t>
       </w:r>
-      <w:r>
-        <w:t xml:space="preserve"> </w:t>
-      </w:r>
-      <w:r>
-        <w:t xml:space="preserve">- Unit plan, section 11:</w:t>
+    </w:p>
+    <w:p>
+      <w:pPr>
+        <w:numPr>
+          <w:ilvl w:val="0"/>
+          <w:numId w:val="1017"/>
+        </w:numPr>
+        <w:pStyle w:val="Compact"/>
+      </w:pPr>
+      <w:r>
+        <w:t xml:space="preserve">Unit plan, section 11:</w:t>
       </w:r>
       <w:r>
         <w:t xml:space="preserve"> </w:t>
@@ -1775,11 +2051,17 @@
         </w:rPr>
         <w:t xml:space="preserve">[Sal: ask the grade 6 ELA teacher what they call a reason.]</w:t>
       </w:r>
-      <w:r>
-        <w:t xml:space="preserve"> </w:t>
-      </w:r>
-      <w:r>
-        <w:t xml:space="preserve">- Unit plan, section 12:</w:t>
+    </w:p>
+    <w:p>
+      <w:pPr>
+        <w:numPr>
+          <w:ilvl w:val="0"/>
+          <w:numId w:val="1017"/>
+        </w:numPr>
+        <w:pStyle w:val="Compact"/>
+      </w:pPr>
+      <w:r>
+        <w:t xml:space="preserve">Unit plan, section 12:</w:t>
       </w:r>
       <w:r>
         <w:t xml:space="preserve"> </w:t>
@@ -1790,15 +2072,15 @@
         </w:rPr>
         <w:t xml:space="preserve">[Sal: your school may have a family orientation night.]</w:t>
       </w:r>
-      <w:r>
-        <w:t xml:space="preserve"> </w:t>
-      </w:r>
-      <w:r>
-        <w:t xml:space="preserve">-</w:t>
-      </w:r>
-      <w:r>
-        <w:t xml:space="preserve"> </w:t>
-      </w:r>
+    </w:p>
+    <w:p>
+      <w:pPr>
+        <w:numPr>
+          <w:ilvl w:val="0"/>
+          <w:numId w:val="1017"/>
+        </w:numPr>
+        <w:pStyle w:val="Compact"/>
+      </w:pPr>
       <w:r>
         <w:rPr>
           <w:rStyle w:val="VerbatimChar"/>
@@ -1817,15 +2099,15 @@
         </w:rPr>
         <w:t xml:space="preserve">[Sal: the calendar is in day numbers; map them onto your school’s calendar.]</w:t>
       </w:r>
-      <w:r>
-        <w:t xml:space="preserve"> </w:t>
-      </w:r>
-      <w:r>
-        <w:t xml:space="preserve">-</w:t>
-      </w:r>
-      <w:r>
-        <w:t xml:space="preserve"> </w:t>
-      </w:r>
+    </w:p>
+    <w:p>
+      <w:pPr>
+        <w:numPr>
+          <w:ilvl w:val="0"/>
+          <w:numId w:val="1017"/>
+        </w:numPr>
+        <w:pStyle w:val="Compact"/>
+      </w:pPr>
       <w:r>
         <w:rPr>
           <w:rStyle w:val="VerbatimChar"/>
@@ -1853,7 +2135,7 @@
     </w:p>
     <w:p>
       <w:pPr>
-        <w:pStyle w:val="BodyText"/>
+        <w:pStyle w:val="FirstParagraph"/>
       </w:pPr>
       <w:r>
         <w:t xml:space="preserve">The lesson, handout, and assessment files list their own placeholders in their Teacher notes and keys. The ones that matter most: the room map in</w:t>
@@ -2344,6 +2626,45 @@
     <w:abstractNumId w:val="991"/>
   </w:num>
   <w:num w:numId="1004">
+    <w:abstractNumId w:val="991"/>
+  </w:num>
+  <w:num w:numId="1005">
+    <w:abstractNumId w:val="991"/>
+  </w:num>
+  <w:num w:numId="1006">
+    <w:abstractNumId w:val="991"/>
+  </w:num>
+  <w:num w:numId="1007">
+    <w:abstractNumId w:val="991"/>
+  </w:num>
+  <w:num w:numId="1008">
+    <w:abstractNumId w:val="991"/>
+  </w:num>
+  <w:num w:numId="1009">
+    <w:abstractNumId w:val="991"/>
+  </w:num>
+  <w:num w:numId="1010">
+    <w:abstractNumId w:val="991"/>
+  </w:num>
+  <w:num w:numId="1011">
+    <w:abstractNumId w:val="991"/>
+  </w:num>
+  <w:num w:numId="1012">
+    <w:abstractNumId w:val="991"/>
+  </w:num>
+  <w:num w:numId="1013">
+    <w:abstractNumId w:val="991"/>
+  </w:num>
+  <w:num w:numId="1014">
+    <w:abstractNumId w:val="991"/>
+  </w:num>
+  <w:num w:numId="1015">
+    <w:abstractNumId w:val="991"/>
+  </w:num>
+  <w:num w:numId="1016">
+    <w:abstractNumId w:val="991"/>
+  </w:num>
+  <w:num w:numId="1017">
     <w:abstractNumId w:val="991"/>
   </w:num>
 </w:numbering>

--- a/downloads/teacher/04 Units/Unit 00 - Launch - Welcome to the FACS Room/Unit 00 - Launch - Welcome to the FACS Room.docx
+++ b/downloads/teacher/04 Units/Unit 00 - Launch - Welcome to the FACS Room/Unit 00 - Launch - Welcome to the FACS Room.docx
@@ -135,9 +135,9 @@
       <w:pPr>
         <w:pStyle w:val="Heading2"/>
       </w:pPr>
-      <w:bookmarkStart w:id="21" w:name="why-this-unit-rationale-in-sals-voice"/>
-      <w:r>
-        <w:t xml:space="preserve">1. Why this unit (rationale, in Sal’s voice)</w:t>
+      <w:bookmarkStart w:id="21" w:name="why-this-unit"/>
+      <w:r>
+        <w:t xml:space="preserve">1. Why this unit</w:t>
       </w:r>
       <w:bookmarkEnd w:id="21"/>
     </w:p>
@@ -177,7 +177,7 @@
         <w:t xml:space="preserve"> </w:t>
       </w:r>
       <w:r>
-        <w:t xml:space="preserve">no content module lines. The crosswalk assigns two Individual Growth and Life Readiness lines to U0 as their primary home because they are about how people work together, not about a subject: IGLR 3. b) Show understanding of interpersonal dynamics, and IGLR 3. c) Demonstrate effective communication skills. Both come back in Unit 2 and Unit 3.</w:t>
+        <w:t xml:space="preserve">no content module lines. The crosswalk assigns two Individual Growth and Life Readiness lines to U0 as their primary home because they are about how people work together, not about a subject: IGLR 3. b) Show understanding of interpersonal dynamics, and IGLR 3. c) Demonstrate effective communication skills. Both come back in Unit 2; b) also returns in Unit 3 and c) in Unit 7.</w:t>
       </w:r>
     </w:p>
     <w:p>
@@ -1377,7 +1377,7 @@
         <w:pStyle w:val="Compact"/>
       </w:pPr>
       <w:r>
-        <w:t xml:space="preserve">1.2.4 Demonstrate teamwork skills in school, community and workplace settings and with diverse populations. : Lessons 0.3, 0.4</w:t>
+        <w:t xml:space="preserve">1.2.4 Work productively on teams at school, at work, and in the community, including with people different from yourself. : Lessons 0.3, 0.4</w:t>
       </w:r>
     </w:p>
     <w:p>
@@ -1389,7 +1389,7 @@
         <w:pStyle w:val="Compact"/>
       </w:pPr>
       <w:r>
-        <w:t xml:space="preserve">1.2.7 Analyze factors that contribute to maintaining safe and healthy school, work and community environments. : Lesson 0.5</w:t>
+        <w:t xml:space="preserve">1.2.7 Examine what keeps school, work, and community settings safe and healthy. : Lesson 0.5</w:t>
       </w:r>
     </w:p>
     <w:p>
@@ -1401,7 +1401,7 @@
         <w:pStyle w:val="Compact"/>
       </w:pPr>
       <w:r>
-        <w:t xml:space="preserve">13.3.2 Demonstrate verbal and nonverbal behaviors and attitudes that contribute to effective communication. : Lesson 0.2</w:t>
+        <w:t xml:space="preserve">13.3.2 Show the spoken and unspoken behaviors and attitudes that make communication work. : Lesson 0.2</w:t>
       </w:r>
     </w:p>
     <w:p>
@@ -1413,7 +1413,7 @@
         <w:pStyle w:val="Compact"/>
       </w:pPr>
       <w:r>
-        <w:t xml:space="preserve">13.3.3 Demonstrate effective listening and feedback techniques. : Lesson 0.2</w:t>
+        <w:t xml:space="preserve">13.3.3 Show how to listen well and give useful feedback. : Lesson 0.2</w:t>
       </w:r>
     </w:p>
     <w:p>
@@ -1828,15 +1828,6 @@
       <w:r>
         <w:t xml:space="preserve">nothing in Unit 0 needs heat or a sink except the tour. Lesson 0.4 needs water and rice at a table. Lesson 0.2’s tour becomes a photo tour on the slides if the room is not ready.</w:t>
       </w:r>
-      <w:r>
-        <w:t xml:space="preserve"> </w:t>
-      </w:r>
-      <w:r>
-        <w:rPr>
-          <w:rStyle w:val="TeacherNote"/>
-        </w:rPr>
-        <w:t xml:space="preserve">[Sal: take the photos of your room’s zones in the first week; they become the no-room version of the tour and the reset slides for the Kitchen Safety Exam.]</w:t>
-      </w:r>
     </w:p>
     <w:p>
       <w:pPr>
@@ -1879,15 +1870,6 @@
       <w:r>
         <w:t xml:space="preserve">).</w:t>
       </w:r>
-      <w:r>
-        <w:t xml:space="preserve"> </w:t>
-      </w:r>
-      <w:r>
-        <w:rPr>
-          <w:rStyle w:val="TeacherNote"/>
-        </w:rPr>
-        <w:t xml:space="preserve">[Sal: ask the grade 6 ELA teacher what they call a reason; use the same word.]</w:t>
-      </w:r>
     </w:p>
     <w:p>
       <w:pPr>
@@ -1937,15 +1919,6 @@
       <w:r>
         <w:t xml:space="preserve">Community: a family member who signs the optional line on the agreement. FACS gives families a one-page picture of how the room runs before the first lab, and gets a signature that makes the phone and food rules easier to hold all year.</w:t>
       </w:r>
-      <w:r>
-        <w:t xml:space="preserve"> </w:t>
-      </w:r>
-      <w:r>
-        <w:rPr>
-          <w:rStyle w:val="TeacherNote"/>
-        </w:rPr>
-        <w:t xml:space="preserve">[Sal: your school may have a family orientation night in the first two weeks; the agreement fits in that packet.]</w:t>
-      </w:r>
     </w:p>
     <w:p>
       <w:pPr>
@@ -1974,219 +1947,7 @@
         <w:t xml:space="preserve">Vocabulary 00.md</w:t>
       </w:r>
       <w:r>
-        <w:t xml:space="preserve">: about 15 Tier 3 words (do now, reset cue, role card, station, hazard, sanitize, agreement, norm, decision, option, consequence, teamwork, listen, describe, precise, and a few more) with a one-line student definition and columns for Turkish, Portuguese, and Spanish marked</w:t>
-      </w:r>
-      <w:r>
-        <w:t xml:space="preserve"> </w:t>
-      </w:r>
-      <w:r>
-        <w:rPr>
-          <w:rStyle w:val="TeacherNote"/>
-        </w:rPr>
-        <w:t xml:space="preserve">[check with a native speaker]</w:t>
-      </w:r>
-      <w:r>
-        <w:t xml:space="preserve"> </w:t>
-      </w:r>
-      <w:r>
-        <w:t xml:space="preserve">until verified.</w:t>
-      </w:r>
-    </w:p>
-    <w:p>
-      <w:pPr>
-        <w:pStyle w:val="Heading2"/>
-      </w:pPr>
-      <w:bookmarkStart w:id="34" w:name="what-sal-should-replace"/>
-      <w:r>
-        <w:t xml:space="preserve">14. What Sal should replace</w:t>
-      </w:r>
-      <w:bookmarkEnd w:id="34"/>
-    </w:p>
-    <w:p>
-      <w:pPr>
-        <w:pStyle w:val="FirstParagraph"/>
-      </w:pPr>
-      <w:r>
-        <w:t xml:space="preserve">Placeholders in the three unit-level files:</w:t>
-      </w:r>
-    </w:p>
-    <w:p>
-      <w:pPr>
-        <w:numPr>
-          <w:ilvl w:val="0"/>
-          <w:numId w:val="1017"/>
-        </w:numPr>
-        <w:pStyle w:val="Compact"/>
-      </w:pPr>
-      <w:r>
-        <w:t xml:space="preserve">Unit plan, section 10:</w:t>
-      </w:r>
-      <w:r>
-        <w:t xml:space="preserve"> </w:t>
-      </w:r>
-      <w:r>
-        <w:rPr>
-          <w:rStyle w:val="TeacherNote"/>
-        </w:rPr>
-        <w:t xml:space="preserve">[Sal: take the photos of your room’s zones in the first week.]</w:t>
-      </w:r>
-    </w:p>
-    <w:p>
-      <w:pPr>
-        <w:numPr>
-          <w:ilvl w:val="0"/>
-          <w:numId w:val="1017"/>
-        </w:numPr>
-        <w:pStyle w:val="Compact"/>
-      </w:pPr>
-      <w:r>
-        <w:t xml:space="preserve">Unit plan, section 11:</w:t>
-      </w:r>
-      <w:r>
-        <w:t xml:space="preserve"> </w:t>
-      </w:r>
-      <w:r>
-        <w:rPr>
-          <w:rStyle w:val="TeacherNote"/>
-        </w:rPr>
-        <w:t xml:space="preserve">[Sal: ask the grade 6 ELA teacher what they call a reason.]</w:t>
-      </w:r>
-    </w:p>
-    <w:p>
-      <w:pPr>
-        <w:numPr>
-          <w:ilvl w:val="0"/>
-          <w:numId w:val="1017"/>
-        </w:numPr>
-        <w:pStyle w:val="Compact"/>
-      </w:pPr>
-      <w:r>
-        <w:t xml:space="preserve">Unit plan, section 12:</w:t>
-      </w:r>
-      <w:r>
-        <w:t xml:space="preserve"> </w:t>
-      </w:r>
-      <w:r>
-        <w:rPr>
-          <w:rStyle w:val="TeacherNote"/>
-        </w:rPr>
-        <w:t xml:space="preserve">[Sal: your school may have a family orientation night.]</w:t>
-      </w:r>
-    </w:p>
-    <w:p>
-      <w:pPr>
-        <w:numPr>
-          <w:ilvl w:val="0"/>
-          <w:numId w:val="1017"/>
-        </w:numPr>
-        <w:pStyle w:val="Compact"/>
-      </w:pPr>
-      <w:r>
-        <w:rPr>
-          <w:rStyle w:val="VerbatimChar"/>
-        </w:rPr>
-        <w:t xml:space="preserve">Calendar 00.md</w:t>
-      </w:r>
-      <w:r>
-        <w:t xml:space="preserve">:</w:t>
-      </w:r>
-      <w:r>
-        <w:t xml:space="preserve"> </w:t>
-      </w:r>
-      <w:r>
-        <w:rPr>
-          <w:rStyle w:val="TeacherNote"/>
-        </w:rPr>
-        <w:t xml:space="preserve">[Sal: the calendar is in day numbers; map them onto your school’s calendar.]</w:t>
-      </w:r>
-    </w:p>
-    <w:p>
-      <w:pPr>
-        <w:numPr>
-          <w:ilvl w:val="0"/>
-          <w:numId w:val="1017"/>
-        </w:numPr>
-        <w:pStyle w:val="Compact"/>
-      </w:pPr>
-      <w:r>
-        <w:rPr>
-          <w:rStyle w:val="VerbatimChar"/>
-        </w:rPr>
-        <w:t xml:space="preserve">Vocabulary 00.md</w:t>
-      </w:r>
-      <w:r>
-        <w:t xml:space="preserve">:</w:t>
-      </w:r>
-      <w:r>
-        <w:t xml:space="preserve"> </w:t>
-      </w:r>
-      <w:r>
-        <w:rPr>
-          <w:rStyle w:val="TeacherNote"/>
-        </w:rPr>
-        <w:t xml:space="preserve">[check with a native speaker]</w:t>
-      </w:r>
-      <w:r>
-        <w:t xml:space="preserve"> </w:t>
-      </w:r>
-      <w:r>
-        <w:t xml:space="preserve">on the whole table.</w:t>
-      </w:r>
-    </w:p>
-    <w:p>
-      <w:pPr>
-        <w:pStyle w:val="FirstParagraph"/>
-      </w:pPr>
-      <w:r>
-        <w:t xml:space="preserve">The lesson, handout, and assessment files list their own placeholders in their Teacher notes and keys. The ones that matter most: the room map in</w:t>
-      </w:r>
-      <w:r>
-        <w:t xml:space="preserve"> </w:t>
-      </w:r>
-      <w:r>
-        <w:rPr>
-          <w:rStyle w:val="VerbatimChar"/>
-        </w:rPr>
-        <w:t xml:space="preserve">Handout 00.02</w:t>
-      </w:r>
-      <w:r>
-        <w:t xml:space="preserve"> </w:t>
-      </w:r>
-      <w:r>
-        <w:t xml:space="preserve">needs Sal’s actual room; the agreement in</w:t>
-      </w:r>
-      <w:r>
-        <w:t xml:space="preserve"> </w:t>
-      </w:r>
-      <w:r>
-        <w:rPr>
-          <w:rStyle w:val="VerbatimChar"/>
-        </w:rPr>
-        <w:t xml:space="preserve">Handout 00.05</w:t>
-      </w:r>
-      <w:r>
-        <w:t xml:space="preserve"> </w:t>
-      </w:r>
-      <w:r>
-        <w:t xml:space="preserve">needs your school’s phone policy and the nurse’s allergy list; the reset cue wording is written as</w:t>
-      </w:r>
-      <w:r>
-        <w:t xml:space="preserve"> </w:t>
-      </w:r>
-      <w:r>
-        <w:t xml:space="preserve">“</w:t>
-      </w:r>
-      <w:r>
-        <w:t xml:space="preserve">lights, countdown, hands empty</w:t>
-      </w:r>
-      <w:r>
-        <w:t xml:space="preserve">”</w:t>
-      </w:r>
-      <w:r>
-        <w:t xml:space="preserve"> </w:t>
-      </w:r>
-      <w:r>
-        <w:t xml:space="preserve">everywhere and should be changed in every file at once if he changes it.</w:t>
+        <w:t xml:space="preserve">: about 15 Tier 3 words (do now, reset cue, role card, station, hazard, sanitize, agreement, norm, decision, option, consequence, teamwork, listen, describe, precise, and a few more) with a one-line student definition and columns for Turkish, Portuguese, and Spanish, to be checked by a native speaker.</w:t>
       </w:r>
     </w:p>
     <w:sectPr>
@@ -2662,9 +2423,6 @@
     <w:abstractNumId w:val="991"/>
   </w:num>
   <w:num w:numId="1016">
-    <w:abstractNumId w:val="991"/>
-  </w:num>
-  <w:num w:numId="1017">
     <w:abstractNumId w:val="991"/>
   </w:num>
 </w:numbering>
